--- a/Word/Module 1/DOCX/Realises/05_Realise_Document_relu_corrige.docx
+++ b/Word/Module 1/DOCX/Realises/05_Realise_Document_relu_corrige.docx
@@ -7,7 +7,7 @@
         <w:pStyle w:val="Title"/>
       </w:pPr>
       <w:r>
-        <w:t>Note interne - Organisation d'une reunion</w:t>
+        <w:t>Note interne - Organisation d'une réunion</w:t>
       </w:r>
     </w:p>
     <w:p>
@@ -17,12 +17,12 @@
     </w:p>
     <w:p>
       <w:r>
-        <w:t>La reunion aura lieu vendredi a 10h dans la salle 2.</w:t>
+        <w:t>La réunion aura lieu vendredi à 10h dans la salle 2.</w:t>
       </w:r>
     </w:p>
     <w:p>
       <w:r>
-        <w:t>Merci de venir avec les points a discuter.</w:t>
+        <w:t>Merci de venir avec les points à discuter.</w:t>
       </w:r>
     </w:p>
     <w:p>
